--- a/202307020045_CompilerDesignMiniProject/report/Compiler_Design_Report_New_Format.docx
+++ b/202307020045_CompilerDesignMiniProject/report/Compiler_Design_Report_New_Format.docx
@@ -5931,13 +5931,7 @@
         <w:rPr>
           <w:sz w:val="24"/>
         </w:rPr>
-        <w:t>. The compiler is organised as five phases in separate source files: a hand-written lexical analyser, a recursive descent parser that builds an abstract syntax tree with panic-mode error recovery, a semantic analyser that builds a scoped symbol table and performs type checking, an intermediate code generator that emits three-address code as quadruples, and a local optimizer that performs constant propagation, constant folding, branch folding and dead temporary removal. Every phase prints its result to the t</w:t>
-      </w:r>
-      <w:r>
-        <w:rPr>
-          <w:sz w:val="24"/>
-        </w:rPr>
-        <w:t>erminal and to a self-contained HTML report. A small Python server adds a web playground where code typed in the browser is compiled by the same C program and the phases are shown as coloured status lights.</w:t>
+        <w:t>. The compiler is organised as five phases in separate source files: a hand-written lexical analyser, a recursive descent parser that builds an abstract syntax tree with panic-mode error recovery, a semantic analyser that builds a scoped symbol table and performs type checking, an intermediate code generator that emits three-address code as quadruples, and a local optimizer that performs constant propagation, constant folding, branch folding and dead temporary removal. Every phase prints its result to the terminal and to a self-contained HTML report. A small Python server adds a web playground where code typed in the browser is compiled by the same C program and the phases are shown as coloured status lights.</w:t>
       </w:r>
     </w:p>
     <w:p>
@@ -5949,13 +5943,7 @@
         <w:rPr>
           <w:sz w:val="24"/>
         </w:rPr>
-        <w:t>The system was evaluated on 26 October 2026 with 13 functional test cases and 8 automated regression tests. All 13 functional tests and all 8 regression tests passed, and every deliberately inserted error was reported with the correct line number. On the demo program the optimizer reduced the code from 35 to 30 instructions, and a 603-line program compiled in a median of 173 ms. The project shows that a compact compiler of about 1336 lines of C is enough to demonstrate every analysis and synthesis phase tau</w:t>
-      </w:r>
-      <w:r>
-        <w:rPr>
-          <w:sz w:val="24"/>
-        </w:rPr>
-        <w:t>ght in the course.</w:t>
+        <w:t>The system was evaluated on 26 October 2026 with 13 functional test cases and 8 automated regression tests. All 13 functional tests and all 8 regression tests passed, and every deliberately inserted error was reported with the correct line number. On the demo program the optimizer reduced the code from 35 to 30 instructions, and a 603-line program compiled in a median of 173 ms. The project shows that a compact compiler of about 1336 lines of C is enough to demonstrate every analysis and synthesis phase taught in the course.</w:t>
       </w:r>
     </w:p>
     <w:p>
@@ -6376,13 +6364,7 @@
         <w:rPr>
           <w:sz w:val="24"/>
         </w:rPr>
-        <w:t>The objective of this project is to develop an end-to-end mini compiler in C that translates programs of a small C-like language through lexical, syntax and semantic analysis, intermediate code generation and optimization. Existing production compilers hide their intermediate representations, and existing educational tools cover only isolated phases. Therefore, there is a need for a system that runs all phases on the same program, detects and reports errors with line numbers in each phase, and visualizes th</w:t>
-      </w:r>
-      <w:r>
-        <w:rPr>
-          <w:sz w:val="24"/>
-        </w:rPr>
-        <w:t>e result of every phase in a form that matches the notation used in the course.</w:t>
+        <w:t>The objective of this project is to develop an end-to-end mini compiler in C that translates programs of a small C-like language through lexical, syntax and semantic analysis, intermediate code generation and optimization. Existing production compilers hide their intermediate representations, and existing educational tools cover only isolated phases. Therefore, there is a need for a system that runs all phases on the same program, detects and reports errors with line numbers in each phase, and visualizes the result of every phase in a form that matches the notation used in the course.</w:t>
       </w:r>
     </w:p>
     <w:p>
@@ -8497,13 +8479,7 @@
         <w:rPr>
           <w:sz w:val="24"/>
         </w:rPr>
-        <w:t xml:space="preserve"> Production infrastructures such as GCC and LLVM are complete but opaque, while educational tools such as JFLAP and parser generators are transparent but cover one phase at a time. Neither shows how one input program flows through all phases, how an error in one phase prevents the later phases from running, or how an optimization changes the intermediate code. This project addresses the gap with a single small compiler whose phases are implemented by hand in the notation of the course, and whose output for </w:t>
-      </w:r>
-      <w:r>
-        <w:rPr>
-          <w:sz w:val="24"/>
-        </w:rPr>
-        <w:t>every phase is shown together for the same program.</w:t>
+        <w:t xml:space="preserve"> Production infrastructures such as GCC and LLVM are complete but opaque, while educational tools such as JFLAP and parser generators are transparent but cover one phase at a time. Neither shows how one input program flows through all phases, how an error in one phase prevents the later phases from running, or how an optimization changes the intermediate code. This project addresses the gap with a single small compiler whose phases are implemented by hand in the notation of the course, and whose output for every phase is shown together for the same program.</w:t>
       </w:r>
     </w:p>
     <w:p>
@@ -13942,13 +13918,24 @@
           <w:right w:val="single" w:sz="4" w:space="4" w:color="C9CED6"/>
         </w:pBdr>
         <w:shd w:val="clear" w:color="auto" w:fill="F2F4F7"/>
+        <w:rPr>
+          <w:lang w:val="de-DE"/>
+        </w:rPr>
       </w:pPr>
       <w:r>
         <w:rPr>
           <w:rFonts w:ascii="Consolas" w:eastAsia="Consolas" w:hAnsi="Consolas" w:cs="Consolas"/>
           <w:sz w:val="18"/>
         </w:rPr>
-        <w:t xml:space="preserve">    t = c                  L1: t = c                    i</w:t>
+        <w:t xml:space="preserve">    </w:t>
+      </w:r>
+      <w:r>
+        <w:rPr>
+          <w:rFonts w:ascii="Consolas" w:eastAsia="Consolas" w:hAnsi="Consolas" w:cs="Consolas"/>
+          <w:sz w:val="18"/>
+          <w:lang w:val="de-DE"/>
+        </w:rPr>
+        <w:t>t = c                  L1: t = c                    i</w:t>
       </w:r>
     </w:p>
     <w:p>
@@ -13961,11 +13948,15 @@
           <w:right w:val="single" w:sz="4" w:space="4" w:color="C9CED6"/>
         </w:pBdr>
         <w:shd w:val="clear" w:color="auto" w:fill="F2F4F7"/>
+        <w:rPr>
+          <w:lang w:val="de-DE"/>
+        </w:rPr>
       </w:pPr>
       <w:r>
         <w:rPr>
           <w:rFonts w:ascii="Consolas" w:eastAsia="Consolas" w:hAnsi="Consolas" w:cs="Consolas"/>
           <w:sz w:val="18"/>
+          <w:lang w:val="de-DE"/>
         </w:rPr>
         <w:t xml:space="preserve">    ifFalse t goto L1          ifFalse t goto L2    L1: t = c</w:t>
       </w:r>
@@ -13985,8 +13976,16 @@
         <w:rPr>
           <w:rFonts w:ascii="Consolas" w:eastAsia="Consolas" w:hAnsi="Consolas" w:cs="Consolas"/>
           <w:sz w:val="18"/>
-        </w:rPr>
-        <w:t xml:space="preserve">    S1                         S                        ifFalse t goto L2</w:t>
+          <w:lang w:val="de-DE"/>
+        </w:rPr>
+        <w:t xml:space="preserve">    </w:t>
+      </w:r>
+      <w:r>
+        <w:rPr>
+          <w:rFonts w:ascii="Consolas" w:eastAsia="Consolas" w:hAnsi="Consolas" w:cs="Consolas"/>
+          <w:sz w:val="18"/>
+        </w:rPr>
+        <w:t>S1                         S                        ifFalse t goto L2</w:t>
       </w:r>
     </w:p>
     <w:p>
@@ -15520,13 +15519,7 @@
         <w:rPr>
           <w:sz w:val="24"/>
         </w:rPr>
-        <w:t>The optimizer reads the quadruples in order and writes an improved copy. It keeps a small table mapping names to constant values. For each instruction it first replaces operands with known constants (propagation), then evaluates the instruction if all operands are constant (folding), then updates the table: a copy of a constant records the value, any other definition forgets it. Labels clear the table because they start a new basic block. A final pass removes assignments to temporaries that are no longer re</w:t>
-      </w:r>
-      <w:r>
-        <w:rPr>
-          <w:sz w:val="24"/>
-        </w:rPr>
-        <w:t>ad anywhere.</w:t>
+        <w:t>The optimizer reads the quadruples in order and writes an improved copy. It keeps a small table mapping names to constant values. For each instruction it first replaces operands with known constants (propagation), then evaluates the instruction if all operands are constant (folding), then updates the table: a copy of a constant records the value, any other definition forgets it. Labels clear the table because they start a new basic block. A final pass removes assignments to temporaries that are no longer read anywhere.</w:t>
       </w:r>
     </w:p>
     <w:p>
@@ -17617,13 +17610,24 @@
           <w:right w:val="single" w:sz="4" w:space="4" w:color="C9CED6"/>
         </w:pBdr>
         <w:shd w:val="clear" w:color="auto" w:fill="F2F4F7"/>
+        <w:rPr>
+          <w:lang w:val="de-DE"/>
+        </w:rPr>
       </w:pPr>
       <w:r>
         <w:rPr>
           <w:rFonts w:ascii="Consolas" w:eastAsia="Consolas" w:hAnsi="Consolas" w:cs="Consolas"/>
           <w:sz w:val="18"/>
         </w:rPr>
-        <w:t xml:space="preserve">    new_label(l2);</w:t>
+        <w:t xml:space="preserve">    </w:t>
+      </w:r>
+      <w:r>
+        <w:rPr>
+          <w:rFonts w:ascii="Consolas" w:eastAsia="Consolas" w:hAnsi="Consolas" w:cs="Consolas"/>
+          <w:sz w:val="18"/>
+          <w:lang w:val="de-DE"/>
+        </w:rPr>
+        <w:t>new_label(l2);</w:t>
       </w:r>
     </w:p>
     <w:p>
@@ -17636,11 +17640,15 @@
           <w:right w:val="single" w:sz="4" w:space="4" w:color="C9CED6"/>
         </w:pBdr>
         <w:shd w:val="clear" w:color="auto" w:fill="F2F4F7"/>
+        <w:rPr>
+          <w:lang w:val="de-DE"/>
+        </w:rPr>
       </w:pPr>
       <w:r>
         <w:rPr>
           <w:rFonts w:ascii="Consolas" w:eastAsia="Consolas" w:hAnsi="Consolas" w:cs="Consolas"/>
           <w:sz w:val="18"/>
+          <w:lang w:val="de-DE"/>
         </w:rPr>
         <w:t xml:space="preserve">    emit("label", "", "", l1);</w:t>
       </w:r>
@@ -17655,11 +17663,15 @@
           <w:right w:val="single" w:sz="4" w:space="4" w:color="C9CED6"/>
         </w:pBdr>
         <w:shd w:val="clear" w:color="auto" w:fill="F2F4F7"/>
+        <w:rPr>
+          <w:lang w:val="de-DE"/>
+        </w:rPr>
       </w:pPr>
       <w:r>
         <w:rPr>
           <w:rFonts w:ascii="Consolas" w:eastAsia="Consolas" w:hAnsi="Consolas" w:cs="Consolas"/>
           <w:sz w:val="18"/>
+          <w:lang w:val="de-DE"/>
         </w:rPr>
         <w:t xml:space="preserve">    gen_expr(n-&gt;kid[0], v);</w:t>
       </w:r>
@@ -17674,11 +17686,15 @@
           <w:right w:val="single" w:sz="4" w:space="4" w:color="C9CED6"/>
         </w:pBdr>
         <w:shd w:val="clear" w:color="auto" w:fill="F2F4F7"/>
+        <w:rPr>
+          <w:lang w:val="de-DE"/>
+        </w:rPr>
       </w:pPr>
       <w:r>
         <w:rPr>
           <w:rFonts w:ascii="Consolas" w:eastAsia="Consolas" w:hAnsi="Consolas" w:cs="Consolas"/>
           <w:sz w:val="18"/>
+          <w:lang w:val="de-DE"/>
         </w:rPr>
         <w:t xml:space="preserve">    emit("iffalse", v, "", l2);</w:t>
       </w:r>
@@ -17693,11 +17709,15 @@
           <w:right w:val="single" w:sz="4" w:space="4" w:color="C9CED6"/>
         </w:pBdr>
         <w:shd w:val="clear" w:color="auto" w:fill="F2F4F7"/>
+        <w:rPr>
+          <w:lang w:val="de-DE"/>
+        </w:rPr>
       </w:pPr>
       <w:r>
         <w:rPr>
           <w:rFonts w:ascii="Consolas" w:eastAsia="Consolas" w:hAnsi="Consolas" w:cs="Consolas"/>
           <w:sz w:val="18"/>
+          <w:lang w:val="de-DE"/>
         </w:rPr>
         <w:t xml:space="preserve">    gen_stmt(n-&gt;kid[1]);</w:t>
       </w:r>
@@ -17712,11 +17732,15 @@
           <w:right w:val="single" w:sz="4" w:space="4" w:color="C9CED6"/>
         </w:pBdr>
         <w:shd w:val="clear" w:color="auto" w:fill="F2F4F7"/>
+        <w:rPr>
+          <w:lang w:val="de-DE"/>
+        </w:rPr>
       </w:pPr>
       <w:r>
         <w:rPr>
           <w:rFonts w:ascii="Consolas" w:eastAsia="Consolas" w:hAnsi="Consolas" w:cs="Consolas"/>
           <w:sz w:val="18"/>
+          <w:lang w:val="de-DE"/>
         </w:rPr>
         <w:t xml:space="preserve">    emit("goto", "", "", l1);</w:t>
       </w:r>
@@ -17731,11 +17755,15 @@
           <w:right w:val="single" w:sz="4" w:space="4" w:color="C9CED6"/>
         </w:pBdr>
         <w:shd w:val="clear" w:color="auto" w:fill="F2F4F7"/>
+        <w:rPr>
+          <w:lang w:val="de-DE"/>
+        </w:rPr>
       </w:pPr>
       <w:r>
         <w:rPr>
           <w:rFonts w:ascii="Consolas" w:eastAsia="Consolas" w:hAnsi="Consolas" w:cs="Consolas"/>
           <w:sz w:val="18"/>
+          <w:lang w:val="de-DE"/>
         </w:rPr>
         <w:t xml:space="preserve">    emit("label", "", "", l2);</w:t>
       </w:r>
@@ -17755,8 +17783,16 @@
         <w:rPr>
           <w:rFonts w:ascii="Consolas" w:eastAsia="Consolas" w:hAnsi="Consolas" w:cs="Consolas"/>
           <w:sz w:val="18"/>
-        </w:rPr>
-        <w:t xml:space="preserve">    break;</w:t>
+          <w:lang w:val="de-DE"/>
+        </w:rPr>
+        <w:t xml:space="preserve">    </w:t>
+      </w:r>
+      <w:r>
+        <w:rPr>
+          <w:rFonts w:ascii="Consolas" w:eastAsia="Consolas" w:hAnsi="Consolas" w:cs="Consolas"/>
+          <w:sz w:val="18"/>
+        </w:rPr>
+        <w:t>break;</w:t>
       </w:r>
     </w:p>
     <w:p>
@@ -20068,7 +20104,13 @@
         <w:rPr>
           <w:sz w:val="24"/>
         </w:rPr>
-        <w:t>GitHub Repository: ______________________________</w:t>
+        <w:t xml:space="preserve">GitHub Repository: </w:t>
+      </w:r>
+      <w:r>
+        <w:rPr>
+          <w:sz w:val="24"/>
+        </w:rPr>
+        <w:t>https://github.com/Hetsharma5/CompilerDesignMiniProject.git</w:t>
       </w:r>
     </w:p>
     <w:p>
@@ -20872,13 +20914,24 @@
           <w:right w:val="single" w:sz="4" w:space="4" w:color="C9CED6"/>
         </w:pBdr>
         <w:shd w:val="clear" w:color="auto" w:fill="F2F4F7"/>
+        <w:rPr>
+          <w:lang w:val="de-DE"/>
+        </w:rPr>
       </w:pPr>
       <w:r>
         <w:rPr>
           <w:rFonts w:ascii="Consolas" w:eastAsia="Consolas" w:hAnsi="Consolas" w:cs="Consolas"/>
           <w:sz w:val="18"/>
         </w:rPr>
-        <w:t xml:space="preserve">      ↓</w:t>
+        <w:t xml:space="preserve">      </w:t>
+      </w:r>
+      <w:r>
+        <w:rPr>
+          <w:rFonts w:ascii="Consolas" w:eastAsia="Consolas" w:hAnsi="Consolas" w:cs="Consolas"/>
+          <w:sz w:val="18"/>
+          <w:lang w:val="de-DE"/>
+        </w:rPr>
+        <w:t>↓</w:t>
       </w:r>
     </w:p>
     <w:p>
@@ -20891,11 +20944,15 @@
           <w:right w:val="single" w:sz="4" w:space="4" w:color="C9CED6"/>
         </w:pBdr>
         <w:shd w:val="clear" w:color="auto" w:fill="F2F4F7"/>
+        <w:rPr>
+          <w:lang w:val="de-DE"/>
+        </w:rPr>
       </w:pPr>
       <w:r>
         <w:rPr>
           <w:rFonts w:ascii="Consolas" w:eastAsia="Consolas" w:hAnsi="Consolas" w:cs="Consolas"/>
           <w:sz w:val="18"/>
+          <w:lang w:val="de-DE"/>
         </w:rPr>
         <w:t>Intermediate      t1 = a * 2</w:t>
       </w:r>
@@ -20910,11 +20967,15 @@
           <w:right w:val="single" w:sz="4" w:space="4" w:color="C9CED6"/>
         </w:pBdr>
         <w:shd w:val="clear" w:color="auto" w:fill="F2F4F7"/>
+        <w:rPr>
+          <w:lang w:val="de-DE"/>
+        </w:rPr>
       </w:pPr>
       <w:r>
         <w:rPr>
           <w:rFonts w:ascii="Consolas" w:eastAsia="Consolas" w:hAnsi="Consolas" w:cs="Consolas"/>
           <w:sz w:val="18"/>
+          <w:lang w:val="de-DE"/>
         </w:rPr>
         <w:t>code              t2 = t1 + 3</w:t>
       </w:r>
@@ -20934,8 +20995,16 @@
         <w:rPr>
           <w:rFonts w:ascii="Consolas" w:eastAsia="Consolas" w:hAnsi="Consolas" w:cs="Consolas"/>
           <w:sz w:val="18"/>
-        </w:rPr>
-        <w:t xml:space="preserve">                  b = t2</w:t>
+          <w:lang w:val="de-DE"/>
+        </w:rPr>
+        <w:t xml:space="preserve">                  </w:t>
+      </w:r>
+      <w:r>
+        <w:rPr>
+          <w:rFonts w:ascii="Consolas" w:eastAsia="Consolas" w:hAnsi="Consolas" w:cs="Consolas"/>
+          <w:sz w:val="18"/>
+        </w:rPr>
+        <w:t>b = t2</w:t>
       </w:r>
     </w:p>
     <w:p>
@@ -26776,11 +26845,6 @@
           <w:sz w:val="24"/>
         </w:rPr>
         <w:tab/>
-      </w:r>
-      <w:r>
-        <w:rPr>
-          <w:sz w:val="24"/>
-        </w:rPr>
         <w:t>S. C. Johnson, “Yacc: Yet Another Compiler-Compiler,” Bell Laboratories, Computing Science Technical Report No. 32, 1975.</w:t>
       </w:r>
     </w:p>
@@ -26867,11 +26931,6 @@
           <w:sz w:val="24"/>
         </w:rPr>
         <w:tab/>
-      </w:r>
-      <w:r>
-        <w:rPr>
-          <w:sz w:val="24"/>
-        </w:rPr>
         <w:t>M. Godbolt, “Compiler Explorer,” https://godbolt.org, 2012.</w:t>
       </w:r>
     </w:p>
